--- a/actividades/08-practica-4-morfologia/Practica4_Morfologia.docx
+++ b/actividades/08-practica-4-morfologia/Practica4_Morfologia.docx
@@ -19,7 +19,7 @@
         <w:pStyle w:val="Title"/>
       </w:pPr>
       <w:r>
-        <w:t>Práctica 4. Operaciones morfológicas</w:t>
+        <w:t>Práctica 4. Algoritmos de mejoramiento de imágenes usando operaciones morfológicas</w:t>
       </w:r>
     </w:p>
     <w:p>
@@ -35,7 +35,7 @@
         <w:pStyle w:val="BodyText"/>
       </w:pPr>
       <w:r>
-        <w:t>Integrantes: Diego Falcón Costilla</w:t>
+        <w:t>Integrantes:</w:t>
       </w:r>
     </w:p>
     <w:p>
@@ -43,7 +43,39 @@
         <w:pStyle w:val="BodyText"/>
       </w:pPr>
       <w:r>
-        <w:t>Fecha: septiembre de 2026</w:t>
+        <w:t>Diego Falcón Costilla A01139580</w:t>
+      </w:r>
+    </w:p>
+    <w:p>
+      <w:pPr>
+        <w:pStyle w:val="BodyText"/>
+      </w:pPr>
+      <w:r>
+        <w:t>Alejandro José Martínez Ubeda A01797775</w:t>
+      </w:r>
+    </w:p>
+    <w:p>
+      <w:pPr>
+        <w:pStyle w:val="BodyText"/>
+      </w:pPr>
+      <w:r>
+        <w:t>Ana Bonavides Aguilar A01423281</w:t>
+      </w:r>
+    </w:p>
+    <w:p>
+      <w:pPr>
+        <w:pStyle w:val="BodyText"/>
+      </w:pPr>
+      <w:r>
+        <w:t>José Andrés Orantes Guillén A01174130</w:t>
+      </w:r>
+    </w:p>
+    <w:p>
+      <w:pPr>
+        <w:pStyle w:val="BodyText"/>
+      </w:pPr>
+      <w:r>
+        <w:t>Fecha: 11/10/2026</w:t>
       </w:r>
     </w:p>
     <w:p>
@@ -6143,23 +6175,7 @@
         <w:pStyle w:val="FirstParagraph"/>
       </w:pPr>
       <w:r>
-        <w:t xml:space="preserve">Los tres ejercicios aplican la morfología a problemas concretos y se</w:t>
-      </w:r>
-      <w:r>
-        <w:t xml:space="preserve"> </w:t>
-      </w:r>
-      <w:r>
-        <w:rPr>
-          <w:bCs/>
-          <w:b/>
-        </w:rPr>
-        <w:t xml:space="preserve">miden</w:t>
-      </w:r>
-      <w:r>
-        <w:t xml:space="preserve"> </w:t>
-      </w:r>
-      <w:r>
-        <w:t xml:space="preserve">con métricas objetivas (conteos y coincidencia con una máscara conocida).</w:t>
+        <w:t xml:space="preserve">Los tres ejercicios aplican la morfología matemática (Serra, 1982; Haralick et al., 1987) a problemas concretos, implementados en Python con OpenCV (Bradski, 2000) sobre Google Colab (TIJ Tech Private Limited, 2020), y se miden con métricas objetivas (conteos y coincidencia con una máscara conocida).</w:t>
       </w:r>
       <w:r>
         <w:t xml:space="preserve"> </w:t>
@@ -6417,47 +6433,31 @@
         <w:t xml:space="preserve"> </w:t>
       </w:r>
       <w:r>
-        <w:t xml:space="preserve">y</w:t>
+        <w:t xml:space="preserve">y desconecta objetos unidos por puentes delgados (Gonzalez &amp; Woods, 2018, cap. 9; Chhikara, 2022). En biología y microscopía se emplea para separar células o núcleos que se tocan antes de contarlos o medirlos;</w:t>
       </w:r>
       <w:r>
         <w:t xml:space="preserve"> </w:t>
       </w:r>
+      <w:r>
+        <w:t xml:space="preserve">si los objetos se cuentan tal cual, los que se tocan forman un solo componente conexo y el conteo se subestima.</w:t>
+      </w:r>
+    </w:p>
+    <w:p>
+      <w:pPr>
+        <w:pStyle w:val="BodyText"/>
+      </w:pPr>
       <w:r>
         <w:rPr>
           <w:bCs/>
           <w:b/>
         </w:rPr>
-        <w:t xml:space="preserve">desconecta objetos unidos por puentes delgados</w:t>
+        <w:t xml:space="preserve">Demo.</w:t>
       </w:r>
       <w:r>
         <w:t xml:space="preserve"> </w:t>
       </w:r>
       <w:r>
-        <w:t xml:space="preserve">(Gonzalez &amp; Woods, 2018, cap. 9). En biología y microscopía se emplea para separar células o núcleos que se tocan antes de contarlos o medirlos;</w:t>
-      </w:r>
-      <w:r>
-        <w:t xml:space="preserve"> </w:t>
-      </w:r>
-      <w:r>
-        <w:t xml:space="preserve">si los objetos se cuentan tal cual, los que se tocan forman un solo componente conexo y el conteo se subestima.</w:t>
-      </w:r>
-    </w:p>
-    <w:p>
-      <w:pPr>
-        <w:pStyle w:val="BodyText"/>
-      </w:pPr>
-      <w:r>
-        <w:rPr>
-          <w:bCs/>
-          <w:b/>
-        </w:rPr>
-        <w:t xml:space="preserve">Demo.</w:t>
-      </w:r>
-      <w:r>
-        <w:t xml:space="preserve"> </w:t>
-      </w:r>
-      <w:r>
-        <w:t xml:space="preserve">Se cuentan los núcleos de una imagen de fluorescencia (DAPI, canal verde): umbral de Otsu → componentes conexos, y luego después de</w:t>
+        <w:t xml:space="preserve">Se cuentan los núcleos de una imagen de fluorescencia (DAPI, canal verde): umbral de Otsu (Otsu, 1979) → componentes conexos, y luego después de</w:t>
       </w:r>
       <w:r>
         <w:t xml:space="preserve"> </w:t>
@@ -6477,7 +6477,7 @@
         <w:t xml:space="preserve"> </w:t>
       </w:r>
       <w:r>
-        <w:t xml:space="preserve">Como referencia independiente se usa el conteo por máximos locales de la transformada de distancia, una técnica estándar de separación.</w:t>
+        <w:t xml:space="preserve">Como referencia independiente se usa el conteo por máximos locales de la transformada de distancia, una técnica estándar de separación (implementada con scikit-image; van der Walt et al., 2014).</w:t>
       </w:r>
     </w:p>
     <w:bookmarkEnd w:id="69"/>
@@ -8609,45 +8609,13 @@
         <w:t xml:space="preserve"> </w:t>
       </w:r>
       <w:r>
-        <w:t xml:space="preserve">engrosa los objetos y</w:t>
+        <w:t xml:space="preserve">engrosa los objetos y cierra huecos y grietas más estrechos que el elemento estructurante (Gonzalez &amp; Woods, 2018, cap. 9).</w:t>
       </w:r>
       <w:r>
         <w:t xml:space="preserve"> </w:t>
       </w:r>
       <w:r>
-        <w:rPr>
-          <w:bCs/>
-          <w:b/>
-        </w:rPr>
-        <w:t xml:space="preserve">cierra huecos y grietas</w:t>
-      </w:r>
-      <w:r>
-        <w:t xml:space="preserve"> </w:t>
-      </w:r>
-      <w:r>
-        <w:t xml:space="preserve">más estrechos que el elemento estructurante (Gonzalez &amp; Woods, 2018, cap. 9).</w:t>
-      </w:r>
-      <w:r>
-        <w:t xml:space="preserve"> </w:t>
-      </w:r>
-      <w:r>
-        <w:t xml:space="preserve">Una aplicación clásica es el</w:t>
-      </w:r>
-      <w:r>
-        <w:t xml:space="preserve"> </w:t>
-      </w:r>
-      <w:r>
-        <w:rPr>
-          <w:bCs/>
-          <w:b/>
-        </w:rPr>
-        <w:t xml:space="preserve">reconocimiento óptico de caracteres (OCR)</w:t>
-      </w:r>
-      <w:r>
-        <w:t xml:space="preserve"> </w:t>
-      </w:r>
-      <w:r>
-        <w:t xml:space="preserve">sobre documentos impresos o escaneados de baja calidad: los trazos rotos por el ruido o por la impresión se reconectan para que cada carácter sea un solo objeto.</w:t>
+        <w:t xml:space="preserve">Una aplicación clásica es el reconocimiento óptico de caracteres (OCR) sobre documentos impresos o escaneados de baja calidad: los trazos rotos por el ruido o por la impresión se reconectan para que cada carácter sea un solo objeto (Rosebrock, 2021).</w:t>
       </w:r>
       <w:r>
         <w:t xml:space="preserve"> </w:t>
@@ -10668,39 +10636,7 @@
         <w:pStyle w:val="Compact"/>
       </w:pPr>
       <w:r>
-        <w:t xml:space="preserve">El</w:t>
-      </w:r>
-      <w:r>
-        <w:t xml:space="preserve"> </w:t>
-      </w:r>
-      <w:r>
-        <w:rPr>
-          <w:bCs/>
-          <w:b/>
-        </w:rPr>
-        <w:t xml:space="preserve">cierre</w:t>
-      </w:r>
-      <w:r>
-        <w:t xml:space="preserve"> </w:t>
-      </w:r>
-      <w:r>
-        <w:t xml:space="preserve">(dilatar y luego erosionar) repara igual de bien con 1 iteración (80 componentes) y</w:t>
-      </w:r>
-      <w:r>
-        <w:t xml:space="preserve"> </w:t>
-      </w:r>
-      <w:r>
-        <w:rPr>
-          <w:bCs/>
-          <w:b/>
-        </w:rPr>
-        <w:t xml:space="preserve">mejora</w:t>
-      </w:r>
-      <w:r>
-        <w:t xml:space="preserve"> </w:t>
-      </w:r>
-      <w:r>
-        <w:t xml:space="preserve">el IoU a 0.971, porque la erosión devuelve el grosor original al trazo. Con 2 y 3 iteraciones también empieza a fusionar letras (69 y 29 componentes).</w:t>
+        <w:t xml:space="preserve">El cierre (dilatar y luego erosionar) repara igual de bien con 1 iteración (80 componentes) y mejora el IoU a 0.971, porque la erosión devuelve el grosor original al trazo. Con 2 y 3 iteraciones también empieza a fusionar letras (69 y 29 componentes).</w:t>
       </w:r>
     </w:p>
     <w:p>
@@ -10744,17 +10680,7 @@
         <w:t xml:space="preserve"> </w:t>
       </w:r>
       <w:r>
-        <w:t xml:space="preserve">La</w:t>
-      </w:r>
-      <w:r>
-        <w:t xml:space="preserve"> </w:t>
-      </w:r>
-      <w:r>
-        <w:rPr>
-          <w:bCs/>
-          <w:b/>
-        </w:rPr>
-        <w:t xml:space="preserve">apertura</w:t>
+        <w:t xml:space="preserve">La apertura</w:t>
       </w:r>
       <w:r>
         <w:t xml:space="preserve"> </w:t>
@@ -10830,27 +10756,7 @@
         <w:t xml:space="preserve"> </w:t>
       </w:r>
       <w:r>
-        <w:rPr>
-          <w:bCs/>
-          <w:b/>
-        </w:rPr>
-        <w:t xml:space="preserve">sin encoger</w:t>
-      </w:r>
-      <w:r>
-        <w:t xml:space="preserve"> </w:t>
-      </w:r>
-      <w:r>
-        <w:t xml:space="preserve">el resto; el</w:t>
-      </w:r>
-      <w:r>
-        <w:t xml:space="preserve"> </w:t>
-      </w:r>
-      <w:r>
-        <w:rPr>
-          <w:bCs/>
-          <w:b/>
-        </w:rPr>
-        <w:t xml:space="preserve">cierre</w:t>
+        <w:t xml:space="preserve">sin encoger el resto; el cierre</w:t>
       </w:r>
       <w:r>
         <w:t xml:space="preserve"> </w:t>
@@ -10932,7 +10838,7 @@
         <w:t xml:space="preserve"> </w:t>
       </w:r>
       <w:r>
-        <w:t xml:space="preserve">El par apertura-cierre es el paso de limpieza estándar tras una binarización: se aplica en OCR, en visión industrial (piezas con ruido) y en imagen médica (máscaras de segmentación con agujeros y motas) (Gonzalez &amp; Woods, 2018; OpenCV, s. f.).</w:t>
+        <w:t xml:space="preserve">El par apertura-cierre es el paso de limpieza estándar tras una binarización: se aplica en OCR, en visión industrial (piezas con ruido) y en imagen médica (máscaras de segmentación con agujeros y motas) (Gonzalez &amp; Woods, 2018; OpenCV, s. f.; Singh, 2020).</w:t>
       </w:r>
     </w:p>
     <w:p>
@@ -10950,39 +10856,7 @@
         <w:t xml:space="preserve"> </w:t>
       </w:r>
       <w:r>
-        <w:t xml:space="preserve">A la máscara de texto limpia se le agregan dos tipos de ruido reales de una binarización:</w:t>
-      </w:r>
-      <w:r>
-        <w:t xml:space="preserve"> </w:t>
-      </w:r>
-      <w:r>
-        <w:rPr>
-          <w:bCs/>
-          <w:b/>
-        </w:rPr>
-        <w:t xml:space="preserve">motas</w:t>
-      </w:r>
-      <w:r>
-        <w:t xml:space="preserve"> </w:t>
-      </w:r>
-      <w:r>
-        <w:t xml:space="preserve">aisladas en el fondo (ruido «sal») y</w:t>
-      </w:r>
-      <w:r>
-        <w:t xml:space="preserve"> </w:t>
-      </w:r>
-      <w:r>
-        <w:rPr>
-          <w:bCs/>
-          <w:b/>
-        </w:rPr>
-        <w:t xml:space="preserve">agujeros</w:t>
-      </w:r>
-      <w:r>
-        <w:t xml:space="preserve"> </w:t>
-      </w:r>
-      <w:r>
-        <w:t xml:space="preserve">dentro de los trazos (ruido «pimienta»). Se prueban apertura, cierre y sus combinaciones con elementos estructurantes de distinto tamaño, y se mide la coincidencia (IoU y F1) con la máscara limpia.</w:t>
+        <w:t xml:space="preserve">A la máscara de texto limpia se le agregan dos tipos de ruido reales de una binarización: motas aisladas en el fondo (ruido «sal») y agujeros dentro de los trazos (ruido «pimienta»). Se prueban apertura, cierre y sus combinaciones con elementos estructurantes de distinto tamaño, y se mide la coincidencia (IoU y F1) con la máscara limpia.</w:t>
       </w:r>
     </w:p>
     <w:bookmarkEnd w:id="74"/>
@@ -13422,39 +13296,7 @@
         <w:pStyle w:val="Compact"/>
       </w:pPr>
       <w:r>
-        <w:t xml:space="preserve">La</w:t>
-      </w:r>
-      <w:r>
-        <w:t xml:space="preserve"> </w:t>
-      </w:r>
-      <w:r>
-        <w:rPr>
-          <w:bCs/>
-          <w:b/>
-        </w:rPr>
-        <w:t xml:space="preserve">apertura</w:t>
-      </w:r>
-      <w:r>
-        <w:t xml:space="preserve"> </w:t>
-      </w:r>
-      <w:r>
-        <w:t xml:space="preserve">3×3 elimina las motas (131 componentes), pero al erosionar primero ensancha los agujeros y adelgaza los trazos: el IoU baja a 0.876, peor que sin limpiar. El</w:t>
-      </w:r>
-      <w:r>
-        <w:t xml:space="preserve"> </w:t>
-      </w:r>
-      <w:r>
-        <w:rPr>
-          <w:bCs/>
-          <w:b/>
-        </w:rPr>
-        <w:t xml:space="preserve">cierre</w:t>
-      </w:r>
-      <w:r>
-        <w:t xml:space="preserve"> </w:t>
-      </w:r>
-      <w:r>
-        <w:t xml:space="preserve">3×3 rellena los agujeros (IoU 0.926) pero no toca las motas (642 componentes).</w:t>
+        <w:t xml:space="preserve">La apertura 3×3 elimina las motas (131 componentes), pero al erosionar primero ensancha los agujeros y adelgaza los trazos: el IoU baja a 0.876, peor que sin limpiar. El cierre 3×3 rellena los agujeros (IoU 0.926) pero no toca las motas (642 componentes).</w:t>
       </w:r>
     </w:p>
     <w:p>
@@ -13476,17 +13318,7 @@
         <w:t xml:space="preserve"> </w:t>
       </w:r>
       <w:r>
-        <w:rPr>
-          <w:bCs/>
-          <w:b/>
-        </w:rPr>
-        <w:t xml:space="preserve">Cierre → apertura 3×3</w:t>
-      </w:r>
-      <w:r>
-        <w:t xml:space="preserve"> </w:t>
-      </w:r>
-      <w:r>
-        <w:t xml:space="preserve">da el mejor resultado (IoU 0.959, F1 0.979, 83 componentes, casi los 80 reales): primero se rellenan los agujeros, así la apertura ya no los ensancha, y después se eliminan las motas. Con el orden inverso (apertura → cierre) el IoU es de solo 0.886.</w:t>
+        <w:t xml:space="preserve">Cierre → apertura 3×3 da el mejor resultado (IoU 0.959, F1 0.979, 83 componentes, casi los 80 reales): primero se rellenan los agujeros, así la apertura ya no los ensancha, y después se eliminan las motas. Con el orden inverso (apertura → cierre) el IoU es de solo 0.886.</w:t>
       </w:r>
     </w:p>
     <w:p>
@@ -13498,17 +13330,7 @@
         <w:pStyle w:val="Compact"/>
       </w:pPr>
       <w:r>
-        <w:rPr>
-          <w:bCs/>
-          <w:b/>
-        </w:rPr>
-        <w:t xml:space="preserve">El elemento debe ser más pequeño que el detalle que se quiere conservar.</w:t>
-      </w:r>
-      <w:r>
-        <w:t xml:space="preserve"> </w:t>
-      </w:r>
-      <w:r>
-        <w:t xml:space="preserve">Con 5×5, comparable al grosor del trazo, la apertura destruye el texto (IoU 0.623) y la mejor combinación de 5×5 (0.878) queda por debajo de la de 3×3.</w:t>
+        <w:t xml:space="preserve">El elemento debe ser más pequeño que el detalle que se quiere conservar. Con 5×5, comparable al grosor del trazo, la apertura destruye el texto (IoU 0.623) y la mejor combinación de 5×5 (0.878) queda por debajo de la de 3×3.</w:t>
       </w:r>
     </w:p>
     <w:p>
@@ -13546,39 +13368,7 @@
         <w:pStyle w:val="Compact"/>
       </w:pPr>
       <w:r>
-        <w:t xml:space="preserve">La</w:t>
-      </w:r>
-      <w:r>
-        <w:t xml:space="preserve"> </w:t>
-      </w:r>
-      <w:r>
-        <w:rPr>
-          <w:bCs/>
-          <w:b/>
-        </w:rPr>
-        <w:t xml:space="preserve">erosión</w:t>
-      </w:r>
-      <w:r>
-        <w:t xml:space="preserve"> </w:t>
-      </w:r>
-      <w:r>
-        <w:t xml:space="preserve">y la</w:t>
-      </w:r>
-      <w:r>
-        <w:t xml:space="preserve"> </w:t>
-      </w:r>
-      <w:r>
-        <w:rPr>
-          <w:bCs/>
-          <w:b/>
-        </w:rPr>
-        <w:t xml:space="preserve">dilatación</w:t>
-      </w:r>
-      <w:r>
-        <w:t xml:space="preserve"> </w:t>
-      </w:r>
-      <w:r>
-        <w:t xml:space="preserve">son las operaciones básicas; la apertura y el cierre se construyen combinándolas. Erosionar elimina detalles y separa objetos, dilatar engrosa y une; ninguna de las dos conserva el tamaño de los objetos, y cada una resuelve un problema a costa de crear el contrario.</w:t>
+        <w:t xml:space="preserve">La erosión y la dilatación son las operaciones básicas; la apertura y el cierre se construyen combinándolas. Erosionar elimina detalles y separa objetos, dilatar engrosa y une; ninguna de las dos conserva el tamaño de los objetos, y cada una resuelve un problema a costa de crear el contrario.</w:t>
       </w:r>
     </w:p>
     <w:p>
@@ -13602,14 +13392,7 @@
         <w:pStyle w:val="Compact"/>
       </w:pPr>
       <w:r>
-        <w:rPr>
-          <w:bCs/>
-          <w:b/>
-        </w:rPr>
-        <w:t xml:space="preserve">Apertura y cierre son operaciones de «limpieza con memoria de tamaño»</w:t>
-      </w:r>
-      <w:r>
-        <w:t xml:space="preserve">: eliminan (apertura) o rellenan (cierre) lo que es menor que el elemento estructurante sin alterar el resto. Por eso el tamaño del elemento debe elegirse entre el detalle que se quiere quitar y el detalle que se quiere conservar (aquí, entre 2 px de ruido y 5 px de grosor del trazo).</w:t>
+        <w:t xml:space="preserve">Apertura y cierre son operaciones de «limpieza con memoria de tamaño»: eliminan (apertura) o rellenan (cierre) lo que es menor que el elemento estructurante sin alterar el resto. Por eso el tamaño del elemento debe elegirse entre el detalle que se quiere quitar y el detalle que se quiere conservar (aquí, entre 2 px de ruido y 5 px de grosor del trazo).</w:t>
       </w:r>
     </w:p>
     <w:p>
@@ -13621,23 +13404,7 @@
         <w:pStyle w:val="Compact"/>
       </w:pPr>
       <w:r>
-        <w:t xml:space="preserve">El</w:t>
-      </w:r>
-      <w:r>
-        <w:t xml:space="preserve"> </w:t>
-      </w:r>
-      <w:r>
-        <w:rPr>
-          <w:bCs/>
-          <w:b/>
-        </w:rPr>
-        <w:t xml:space="preserve">orden de las operaciones</w:t>
-      </w:r>
-      <w:r>
-        <w:t xml:space="preserve"> </w:t>
-      </w:r>
-      <w:r>
-        <w:t xml:space="preserve">cambió el resultado de forma apreciable: cierre → apertura obtuvo IoU 0.959 frente a 0.886 de apertura → cierre con el mismo elemento.</w:t>
+        <w:t xml:space="preserve">El orden de las operaciones cambió el resultado de forma apreciable: cierre → apertura obtuvo IoU 0.959 frente a 0.886 de apertura → cierre con el mismo elemento.</w:t>
       </w:r>
     </w:p>
     <w:p>
@@ -13665,7 +13432,7 @@
       </w:r>
     </w:p>
     <w:bookmarkEnd w:id="76"/>
-    <w:bookmarkStart w:id="82" w:name="referencias"/>
+    <w:bookmarkStart w:id="85" w:name="referencias"/>
     <w:p>
       <w:pPr>
         <w:pStyle w:val="Heading2"/>
@@ -13683,7 +13450,7 @@
         <w:pStyle w:val="Compact"/>
       </w:pPr>
       <w:r>
-        <w:t xml:space="preserve">Gonzalez, R. C., &amp; Woods, R. E. (2018).</w:t>
+        <w:t xml:space="preserve">Bradski, G. (2000). The OpenCV library.</w:t>
       </w:r>
       <w:r>
         <w:t xml:space="preserve"> </w:t>
@@ -13693,13 +13460,10 @@
           <w:iCs/>
           <w:i/>
         </w:rPr>
-        <w:t xml:space="preserve">Digital image processing</w:t>
-      </w:r>
-      <w:r>
-        <w:t xml:space="preserve"> </w:t>
-      </w:r>
-      <w:r>
-        <w:t xml:space="preserve">(4.ª ed.). Pearson. (Cap. 9: Morphological image processing.)</w:t>
+        <w:t xml:space="preserve">Dr. Dobb's Journal of Software Tools, 25</w:t>
+      </w:r>
+      <w:r>
+        <w:t xml:space="preserve">(11), 120–123.</w:t>
       </w:r>
     </w:p>
     <w:p>
@@ -13711,7 +13475,7 @@
         <w:pStyle w:val="Compact"/>
       </w:pPr>
       <w:r>
-        <w:t xml:space="preserve">Serra, J. (1982).</w:t>
+        <w:t xml:space="preserve">Chhikara, P. (2022, 30 de marzo).</w:t>
       </w:r>
       <w:r>
         <w:t xml:space="preserve"> </w:t>
@@ -13721,11 +13485,22 @@
           <w:iCs/>
           <w:i/>
         </w:rPr>
-        <w:t xml:space="preserve">Image analysis and mathematical morphology</w:t>
-      </w:r>
-      <w:r>
-        <w:t xml:space="preserve">. Academic Press.</w:t>
-      </w:r>
+        <w:t xml:space="preserve">Understanding morphological image processing and its operations</w:t>
+      </w:r>
+      <w:r>
+        <w:t xml:space="preserve">. Towards Data Science.</w:t>
+      </w:r>
+      <w:r>
+        <w:t xml:space="preserve"> </w:t>
+      </w:r>
+      <w:hyperlink r:id="rId77">
+        <w:r>
+          <w:rPr>
+            <w:rStyle w:val="Hyperlink"/>
+          </w:rPr>
+          <w:t xml:space="preserve">https://towardsdatascience.com/understanding-morphological-image-processing-and-its-operations-7bcf1ed11756</w:t>
+        </w:r>
+      </w:hyperlink>
     </w:p>
     <w:p>
       <w:pPr>
@@ -13736,7 +13511,7 @@
         <w:pStyle w:val="Compact"/>
       </w:pPr>
       <w:r>
-        <w:t xml:space="preserve">Haralick, R. M., Sternberg, S. R., &amp; Zhuang, X. (1987). Image analysis using mathematical morphology.</w:t>
+        <w:t xml:space="preserve">Gonzalez, R. C., &amp; Woods, R. E. (2018).</w:t>
       </w:r>
       <w:r>
         <w:t xml:space="preserve"> </w:t>
@@ -13746,6 +13521,34 @@
           <w:iCs/>
           <w:i/>
         </w:rPr>
+        <w:t xml:space="preserve">Digital image processing</w:t>
+      </w:r>
+      <w:r>
+        <w:t xml:space="preserve"> </w:t>
+      </w:r>
+      <w:r>
+        <w:t xml:space="preserve">(4.ª ed.). Pearson. (Cap. 9.)</w:t>
+      </w:r>
+    </w:p>
+    <w:p>
+      <w:pPr>
+        <w:numPr>
+          <w:ilvl w:val="0"/>
+          <w:numId w:val="1015"/>
+        </w:numPr>
+        <w:pStyle w:val="Compact"/>
+      </w:pPr>
+      <w:r>
+        <w:t xml:space="preserve">Haralick, R. M., Sternberg, S. R., &amp; Zhuang, X. (1987). Image analysis using mathematical morphology.</w:t>
+      </w:r>
+      <w:r>
+        <w:t xml:space="preserve"> </w:t>
+      </w:r>
+      <w:r>
+        <w:rPr>
+          <w:iCs/>
+          <w:i/>
+        </w:rPr>
         <w:t xml:space="preserve">IEEE Transactions on Pattern Analysis and Machine Intelligence, PAMI-9</w:t>
       </w:r>
       <w:r>
@@ -13754,48 +13557,12 @@
       <w:r>
         <w:t xml:space="preserve"> </w:t>
       </w:r>
-      <w:hyperlink r:id="rId77">
+      <w:hyperlink r:id="rId78">
         <w:r>
           <w:rPr>
             <w:rStyle w:val="Hyperlink"/>
           </w:rPr>
           <w:t xml:space="preserve">https://doi.org/10.1109/TPAMI.1987.4767941</w:t>
-        </w:r>
-      </w:hyperlink>
-    </w:p>
-    <w:p>
-      <w:pPr>
-        <w:numPr>
-          <w:ilvl w:val="0"/>
-          <w:numId w:val="1015"/>
-        </w:numPr>
-        <w:pStyle w:val="Compact"/>
-      </w:pPr>
-      <w:r>
-        <w:t xml:space="preserve">Otsu, N. (1979). A threshold selection method from gray-level histograms.</w:t>
-      </w:r>
-      <w:r>
-        <w:t xml:space="preserve"> </w:t>
-      </w:r>
-      <w:r>
-        <w:rPr>
-          <w:iCs/>
-          <w:i/>
-        </w:rPr>
-        <w:t xml:space="preserve">IEEE Transactions on Systems, Man, and Cybernetics, 9</w:t>
-      </w:r>
-      <w:r>
-        <w:t xml:space="preserve">(1), 62–66.</w:t>
-      </w:r>
-      <w:r>
-        <w:t xml:space="preserve"> </w:t>
-      </w:r>
-      <w:hyperlink r:id="rId78">
-        <w:r>
-          <w:rPr>
-            <w:rStyle w:val="Hyperlink"/>
-          </w:rPr>
-          <w:t xml:space="preserve">https://doi.org/10.1109/TSMC.1979.4310076</w:t>
         </w:r>
       </w:hyperlink>
     </w:p>
@@ -13847,7 +13614,7 @@
         <w:pStyle w:val="Compact"/>
       </w:pPr>
       <w:r>
-        <w:t xml:space="preserve">Rosebrock, A. (2021, 28 de abril). OpenCV morphological operations.</w:t>
+        <w:t xml:space="preserve">Otsu, N. (1979). A threshold selection method from gray-level histograms.</w:t>
       </w:r>
       <w:r>
         <w:t xml:space="preserve"> </w:t>
@@ -13857,15 +13624,51 @@
           <w:iCs/>
           <w:i/>
         </w:rPr>
-        <w:t xml:space="preserve">PyImageSearch</w:t>
-      </w:r>
-      <w:r>
-        <w:t xml:space="preserve">.</w:t>
+        <w:t xml:space="preserve">IEEE Transactions on Systems, Man, and Cybernetics, 9</w:t>
+      </w:r>
+      <w:r>
+        <w:t xml:space="preserve">(1), 62–66.</w:t>
       </w:r>
       <w:r>
         <w:t xml:space="preserve"> </w:t>
       </w:r>
       <w:hyperlink r:id="rId80">
+        <w:r>
+          <w:rPr>
+            <w:rStyle w:val="Hyperlink"/>
+          </w:rPr>
+          <w:t xml:space="preserve">https://doi.org/10.1109/TSMC.1979.4310076</w:t>
+        </w:r>
+      </w:hyperlink>
+    </w:p>
+    <w:p>
+      <w:pPr>
+        <w:numPr>
+          <w:ilvl w:val="0"/>
+          <w:numId w:val="1015"/>
+        </w:numPr>
+        <w:pStyle w:val="Compact"/>
+      </w:pPr>
+      <w:r>
+        <w:t xml:space="preserve">Rosebrock, A. (2021, 28 de abril).</w:t>
+      </w:r>
+      <w:r>
+        <w:t xml:space="preserve"> </w:t>
+      </w:r>
+      <w:r>
+        <w:rPr>
+          <w:iCs/>
+          <w:i/>
+        </w:rPr>
+        <w:t xml:space="preserve">OpenCV morphological operations</w:t>
+      </w:r>
+      <w:r>
+        <w:t xml:space="preserve">. PyImageSearch.</w:t>
+      </w:r>
+      <w:r>
+        <w:t xml:space="preserve"> </w:t>
+      </w:r>
+      <w:hyperlink r:id="rId81">
         <w:r>
           <w:rPr>
             <w:rStyle w:val="Hyperlink"/>
@@ -13883,7 +13686,7 @@
         <w:pStyle w:val="Compact"/>
       </w:pPr>
       <w:r>
-        <w:t xml:space="preserve">Bradski, G. (2000). The OpenCV library.</w:t>
+        <w:t xml:space="preserve">Serra, J. (1982).</w:t>
       </w:r>
       <w:r>
         <w:t xml:space="preserve"> </w:t>
@@ -13893,10 +13696,10 @@
           <w:iCs/>
           <w:i/>
         </w:rPr>
-        <w:t xml:space="preserve">Dr. Dobb's Journal of Software Tools, 25</w:t>
-      </w:r>
-      <w:r>
-        <w:t xml:space="preserve">(11), 120–123.</w:t>
+        <w:t xml:space="preserve">Image analysis and mathematical morphology</w:t>
+      </w:r>
+      <w:r>
+        <w:t xml:space="preserve">. Academic Press.</w:t>
       </w:r>
     </w:p>
     <w:p>
@@ -13908,7 +13711,7 @@
         <w:pStyle w:val="Compact"/>
       </w:pPr>
       <w:r>
-        <w:t xml:space="preserve">van der Walt, S., Schönberger, J. L., Nunez-Iglesias, J., Boulogne, F., Warner, J. D., Yager, N., Gouillart, E., &amp; Yu, T. (2014). scikit-image: Image processing in Python.</w:t>
+        <w:t xml:space="preserve">Singh, R. (2020, 11 de agosto).</w:t>
       </w:r>
       <w:r>
         <w:t xml:space="preserve"> </w:t>
@@ -13918,6 +13721,78 @@
           <w:iCs/>
           <w:i/>
         </w:rPr>
+        <w:t xml:space="preserve">Morphological transformations of images using OpenCV: Image processing part-2</w:t>
+      </w:r>
+      <w:r>
+        <w:t xml:space="preserve">. Analytics Vidhya. Medium.</w:t>
+      </w:r>
+      <w:r>
+        <w:t xml:space="preserve"> </w:t>
+      </w:r>
+      <w:hyperlink r:id="rId82">
+        <w:r>
+          <w:rPr>
+            <w:rStyle w:val="Hyperlink"/>
+          </w:rPr>
+          <w:t xml:space="preserve">https://medium.com/analytics-vidhya/morphological-transformations-of-images-using-opencv-image-processing-part-2-f64b14af2a38</w:t>
+        </w:r>
+      </w:hyperlink>
+    </w:p>
+    <w:p>
+      <w:pPr>
+        <w:numPr>
+          <w:ilvl w:val="0"/>
+          <w:numId w:val="1015"/>
+        </w:numPr>
+        <w:pStyle w:val="Compact"/>
+      </w:pPr>
+      <w:r>
+        <w:t xml:space="preserve">TIJ Tech Private Limited. (2020, 15 de diciembre).</w:t>
+      </w:r>
+      <w:r>
+        <w:t xml:space="preserve"> </w:t>
+      </w:r>
+      <w:r>
+        <w:rPr>
+          <w:iCs/>
+          <w:i/>
+        </w:rPr>
+        <w:t xml:space="preserve">Introduction to image processing using OpenCV in Google Colab</w:t>
+      </w:r>
+      <w:r>
+        <w:t xml:space="preserve">. Medium.</w:t>
+      </w:r>
+      <w:r>
+        <w:t xml:space="preserve"> </w:t>
+      </w:r>
+      <w:hyperlink r:id="rId83">
+        <w:r>
+          <w:rPr>
+            <w:rStyle w:val="Hyperlink"/>
+          </w:rPr>
+          <w:t xml:space="preserve">https://karmatnspyphuntsho-tijtech.medium.com/introduction-to-image-processing-using-opencv-in-google-colab-a449306cb395</w:t>
+        </w:r>
+      </w:hyperlink>
+    </w:p>
+    <w:p>
+      <w:pPr>
+        <w:numPr>
+          <w:ilvl w:val="0"/>
+          <w:numId w:val="1015"/>
+        </w:numPr>
+        <w:pStyle w:val="Compact"/>
+      </w:pPr>
+      <w:r>
+        <w:t xml:space="preserve">van der Walt, S., Schönberger, J. L., Nunez-Iglesias, J., Boulogne, F., Warner, J. D., Yager, N., Gouillart, E., &amp; Yu, T. (2014). scikit-image: Image processing in Python.</w:t>
+      </w:r>
+      <w:r>
+        <w:t xml:space="preserve"> </w:t>
+      </w:r>
+      <w:r>
+        <w:rPr>
+          <w:iCs/>
+          <w:i/>
+        </w:rPr>
         <w:t xml:space="preserve">PeerJ, 2</w:t>
       </w:r>
       <w:r>
@@ -13926,7 +13801,7 @@
       <w:r>
         <w:t xml:space="preserve"> </w:t>
       </w:r>
-      <w:hyperlink r:id="rId81">
+      <w:hyperlink r:id="rId84">
         <w:r>
           <w:rPr>
             <w:rStyle w:val="Hyperlink"/>
@@ -13959,7 +13834,25 @@
         <w:t xml:space="preserve">.</w:t>
       </w:r>
     </w:p>
-    <w:bookmarkEnd w:id="82"/>
+    <w:bookmarkEnd w:id="85"/>
+    <w:bookmarkStart w:id="86" w:name="declaración-y-uso-de-ia"/>
+    <w:p>
+      <w:pPr>
+        <w:pStyle w:val="Heading2"/>
+      </w:pPr>
+      <w:r>
+        <w:t xml:space="preserve">Declaración y uso de IA</w:t>
+      </w:r>
+    </w:p>
+    <w:p>
+      <w:pPr>
+        <w:pStyle w:val="FirstParagraph"/>
+      </w:pPr>
+      <w:r>
+        <w:t xml:space="preserve">Para la elaboración de este trabajo se utilizó Claude Opus, de Anthropic, como herramienta de apoyo en el desarrollo y la revisión del código, así como en la redacción del documento final. Su uso fue complementario y no sustituyó el criterio académico de los autores. El análisis, la interpretación de los resultados y la formulación de las conclusiones corresponden a los autores, quienes asumen la responsabilidad íntegra sobre la revisión, la exactitud y la integridad académica del contenido final.</w:t>
+      </w:r>
+    </w:p>
+    <w:bookmarkEnd w:id="86"/>
     <w:sectPr>
       <w:pgSz w:h="16838" w:w="11906"/>
       <w:pgMar w:bottom="964" w:footer="567" w:gutter="0" w:header="567" w:left="907" w:right="907" w:top="964"/>

--- a/actividades/08-practica-4-morfologia/Practica4_Morfologia.docx
+++ b/actividades/08-practica-4-morfologia/Practica4_Morfologia.docx
@@ -14358,7 +14358,7 @@
       <w:rFonts w:ascii="Calibri" w:asciiTheme="majorHAnsi" w:cstheme="majorBidi" w:eastAsiaTheme="majorEastAsia" w:hAnsi="Calibri" w:hAnsiTheme="majorHAnsi"/>
       <w:b/>
       <w:bCs/>
-      <w:color w:val="0B3D91"/>
+      <w:color w:val="000000"/>
       <w:sz w:val="44"/>
       <w:szCs w:val="36"/>
     </w:rPr>
@@ -14377,7 +14377,7 @@
     <w:rPr>
       <w:rFonts w:ascii="Calibri" w:hAnsi="Calibri"/>
       <w:b w:val="0"/>
-      <w:color w:val="333333"/>
+      <w:color w:val="000000"/>
       <w:sz w:val="26"/>
       <w:szCs w:val="30"/>
     </w:rPr>
@@ -14441,7 +14441,7 @@
       <w:rFonts w:ascii="Calibri" w:asciiTheme="majorHAnsi" w:cstheme="majorBidi" w:eastAsiaTheme="majorEastAsia" w:hAnsi="Calibri" w:hAnsiTheme="majorHAnsi"/>
       <w:b/>
       <w:bCs/>
-      <w:color w:val="0B3D91"/>
+      <w:color w:val="000000"/>
       <w:sz w:val="36"/>
       <w:szCs w:val="32"/>
     </w:rPr>
@@ -14463,7 +14463,7 @@
       <w:rFonts w:ascii="Calibri" w:asciiTheme="majorHAnsi" w:cstheme="majorBidi" w:eastAsiaTheme="majorEastAsia" w:hAnsi="Calibri" w:hAnsiTheme="majorHAnsi"/>
       <w:b/>
       <w:bCs/>
-      <w:color w:val="0B3D91"/>
+      <w:color w:val="000000"/>
       <w:sz w:val="28"/>
       <w:szCs w:val="28"/>
     </w:rPr>
@@ -14485,7 +14485,7 @@
       <w:rFonts w:ascii="Calibri" w:asciiTheme="majorHAnsi" w:cstheme="majorBidi" w:eastAsiaTheme="majorEastAsia" w:hAnsi="Calibri" w:hAnsiTheme="majorHAnsi"/>
       <w:b/>
       <w:bCs/>
-      <w:color w:val="0B3D91"/>
+      <w:color w:val="000000"/>
       <w:sz w:val="23"/>
       <w:szCs w:val="24"/>
     </w:rPr>
@@ -14508,7 +14508,7 @@
       <w:i/>
       <w:b/>
       <w:bCs/>
-      <w:color w:val="0B3D91"/>
+      <w:color w:val="000000"/>
       <w:sz w:val="21"/>
       <w:szCs w:val="24"/>
     </w:rPr>

--- a/actividades/08-practica-4-morfologia/Practica4_Morfologia.docx
+++ b/actividades/08-practica-4-morfologia/Practica4_Morfologia.docx
@@ -8535,20 +8535,7 @@
         <w:pStyle w:val="Compact"/>
       </w:pPr>
       <w:r>
-        <w:t xml:space="preserve">Es el compromiso característico de la erosión: cuanto más se erosiona, mejor se separan los objetos unidos, pero se pierden los más pequeños. Un elemento estructurante fijo trata igual a todos los objetos; la transformada de distancia (base del método</w:t>
-      </w:r>
-      <w:r>
-        <w:t xml:space="preserve"> </w:t>
-      </w:r>
-      <w:r>
-        <w:rPr>
-          <w:iCs/>
-          <w:i/>
-        </w:rPr>
-        <w:t xml:space="preserve">watershed</w:t>
-      </w:r>
-      <w:r>
-        <w:t xml:space="preserve">) adapta la separación al tamaño de cada uno y dio el conteo más alto.</w:t>
+        <w:t xml:space="preserve">Es el compromiso característico de la erosión: cuanto más se erosiona, mejor se separan los objetos unidos, pero se pierden los más pequeños. Un elemento estructurante fijo trata igual a todos los objetos; la transformada de distancia (base del método watershed) adapta la separación al tamaño de cada uno y dio el conteo más alto.</w:t>
       </w:r>
       <w:r>
         <w:t xml:space="preserve"> </w:t>
@@ -8639,36 +8626,7 @@
         <w:t xml:space="preserve"> </w:t>
       </w:r>
       <w:r>
-        <w:t xml:space="preserve">Sobre un texto limpio se abren huecos aleatorios de 2–3 píxeles en los trazos (con semilla fija) y se dilata con 0 a 4 iteraciones. Se cuentan los componentes conexos (cada carácter debería ser uno, salvo</w:t>
-      </w:r>
-      <w:r>
-        <w:t xml:space="preserve"> </w:t>
-      </w:r>
-      <w:r>
-        <w:rPr>
-          <w:iCs/>
-          <w:i/>
-        </w:rPr>
-        <w:t xml:space="preserve">i</w:t>
-      </w:r>
-      <w:r>
-        <w:t xml:space="preserve"> </w:t>
-      </w:r>
-      <w:r>
-        <w:t xml:space="preserve">y</w:t>
-      </w:r>
-      <w:r>
-        <w:t xml:space="preserve"> </w:t>
-      </w:r>
-      <w:r>
-        <w:rPr>
-          <w:iCs/>
-          <w:i/>
-        </w:rPr>
-        <w:t xml:space="preserve">j</w:t>
-      </w:r>
-      <w:r>
-        <w:t xml:space="preserve">, que tienen dos) y se mide la coincidencia (IoU) con el texto original.</w:t>
+        <w:t xml:space="preserve">Sobre un texto limpio se abren huecos aleatorios de 2–3 píxeles en los trazos (con semilla fija) y se dilata con 0 a 4 iteraciones. Se cuentan los componentes conexos (cada carácter debería ser uno, salvo i y j, que tienen dos) y se mide la coincidencia (IoU) con el texto original.</w:t>
       </w:r>
     </w:p>
     <w:bookmarkEnd w:id="72"/>
